--- a/L54_P2_Do_Now.docx
+++ b/L54_P2_Do_Now.docx
@@ -260,7 +260,7 @@
         <w:rPr>
           <w:sz w:val="22"/>
         </w:rPr>
-        <w:t>Solve each radical equation. (\sqrt[3]{x}+8=13)</w:t>
+        <w:t>Solve each radical equation. (³√(x)+8=13)</w:t>
       </w:r>
     </w:p>
     <w:p>
